--- a/examples/output/docx/02-markdown.docx
+++ b/examples/output/docx/02-markdown.docx
@@ -30,7 +30,7 @@
         <w:rPr>
           <w:b/>
         </w:rPr>
-        <w:t>Markdig.Syntax.Inlines.EmphasisInline</w:t>
+        <w:t>bold</w:t>
       </w:r>
       <w:r>
         <w:rPr/>
@@ -40,7 +40,7 @@
         <w:rPr>
           <w:i/>
         </w:rPr>
-        <w:t>Markdig.Syntax.Inlines.EmphasisInline</w:t>
+        <w:t>innovative</w:t>
       </w:r>
       <w:r>
         <w:rPr/>
@@ -210,9 +210,72 @@
         <w:rPr>
           <w:i/>
         </w:rPr>
-        <w:t>Markdig.Syntax.Inlines.EmphasisInline</w:t>
+        <w:t>Generated by OfficeEditor</w:t>
       </w:r>
     </w:p>
   </w:body>
 </w:document>
+</file>
+
+<file path=word/styles.xml><?xml version="1.0" encoding="utf-8"?>
+<w:styles xmlns:w="http://schemas.openxmlformats.org/wordprocessingml/2006/main">
+  <w:style w:type="paragraph" w:styleId="Heading1">
+    <w:name w:val="heading 1"/>
+    <w:basedOn w:val="Normal"/>
+    <w:pPr>
+      <w:keepNext/>
+      <w:spacing w:before="240" w:after="60"/>
+      <w:outlineLvl w:val="0"/>
+    </w:pPr>
+    <w:rPr>
+      <w:b/>
+      <w:bCs/>
+      <w:sz w:val="32"/>
+      <w:szCs w:val="32"/>
+    </w:rPr>
+  </w:style>
+  <w:style w:type="paragraph" w:styleId="Heading2">
+    <w:name w:val="heading 2"/>
+    <w:basedOn w:val="Normal"/>
+    <w:pPr>
+      <w:keepNext/>
+      <w:spacing w:before="210" w:after="60"/>
+      <w:outlineLvl w:val="1"/>
+    </w:pPr>
+    <w:rPr>
+      <w:b/>
+      <w:bCs/>
+      <w:sz w:val="26"/>
+      <w:szCs w:val="26"/>
+    </w:rPr>
+  </w:style>
+  <w:style w:type="paragraph" w:styleId="Normal" w:default="true">
+    <w:name w:val="Normal"/>
+  </w:style>
+  <w:style w:type="paragraph" w:styleId="Quote">
+    <w:name w:val="Quote"/>
+    <w:basedOn w:val="Normal"/>
+    <w:pPr>
+      <w:ind w:left="720"/>
+    </w:pPr>
+    <w:rPr>
+      <w:i/>
+    </w:rPr>
+  </w:style>
+  <w:style w:type="paragraph" w:styleId="Heading3">
+    <w:name w:val="heading 3"/>
+    <w:basedOn w:val="Normal"/>
+    <w:pPr>
+      <w:keepNext/>
+      <w:spacing w:before="180" w:after="60"/>
+      <w:outlineLvl w:val="2"/>
+    </w:pPr>
+    <w:rPr>
+      <w:b/>
+      <w:bCs/>
+      <w:sz w:val="24"/>
+      <w:szCs w:val="24"/>
+    </w:rPr>
+  </w:style>
+</w:styles>
 </file>